--- a/ethics/research-ethics-full-form 26-3-26.docx
+++ b/ethics/research-ethics-full-form 26-3-26.docx
@@ -7151,6 +7151,25 @@
                   <w:t>Participants can contact the researcher directly by email (andy.woods@rhul.ac.uk) at any time. A self-service withdrawal function is available within the participant's account settings, allowing them to withdraw from the study and request data deletion at any point before the dataset is anonymised. Contact details for the researcher and for the RHUL ethics committee (ethics@rhul.ac.uk) are provided in the participant information sheet and on the platform.</w:t>
                 </w:r>
               </w:p>
+              <w:p>
+                <w:pPr>
+                  <w:spacing w:line="254" w:lineRule="auto"/>
+                  <w:rPr>
+                    <w:rFonts w:cstheme="minorHAnsi"/>
+                  </w:rPr>
+                </w:pPr>
+              </w:p>
+              <w:p>
+                <w:pPr>
+                  <w:spacing w:line="254" w:lineRule="auto"/>
+                  <w:rPr>
+                    <w:rFonts w:cstheme="minorHAnsi"/>
+                  </w:rPr>
+                </w:pPr>
+                <w:r>
+                  <w:t>Because the study is conducted online and open internationally, special attention has been given to informed consent. Study materials are written in plain English and participants are told that they should only take part if they are comfortable reading English well enough to understand the information sheet, consent materials, task instructions, and their rights. Participants are also invited to contact the researcher with any questions before consenting.</w:t>
+                </w:r>
+              </w:p>
             </w:tc>
           </w:sdtContent>
         </w:sdt>
@@ -7383,7 +7402,25 @@
                   <w:rPr>
                     <w:rFonts w:cstheme="minorHAnsi"/>
                   </w:rPr>
-                  <w:t>Inclusion: Adults aged 18 or over; existing Python coding experience (any level, from beginner to expert); access to a desktop or laptop computer with a modern web browser.</w:t>
+                  <w:t>Inclusion: Adults aged 18 or over; existing Python coding experience (any level, from beginner to expert); access to a desktop or laptop computer with a modern web browser</w:t>
+                </w:r>
+                <w:r>
+                  <w:rPr>
+                    <w:rFonts w:cstheme="minorHAnsi"/>
+                  </w:rPr>
+                  <w:t xml:space="preserve">; </w:t>
+                </w:r>
+                <w:r>
+                  <w:rPr>
+                    <w:rFonts w:cstheme="minorHAnsi"/>
+                  </w:rPr>
+                  <w:t>sufficient written English to understand the participant information sheet, consent materials, survey items, and task instructions</w:t>
+                </w:r>
+                <w:r>
+                  <w:rPr>
+                    <w:rFonts w:cstheme="minorHAnsi"/>
+                  </w:rPr>
+                  <w:t>.</w:t>
                 </w:r>
               </w:p>
               <w:p>
@@ -7397,6 +7434,7 @@
                   <w:rPr>
                     <w:rFonts w:cstheme="minorHAnsi"/>
                   </w:rPr>
+                  <w:lastRenderedPageBreak/>
                   <w:t>Exclusion: Individuals under 18; individuals with no prior Python coding experience (the coding challenges require basic Python knowledge); researcher/staff accounts.</w:t>
                 </w:r>
               </w:p>
@@ -7430,6 +7468,7 @@
                 <w:sz w:val="22"/>
                 <w:szCs w:val="22"/>
               </w:rPr>
+              <w:lastRenderedPageBreak/>
               <w:t>Please detail recruitment methods</w:t>
             </w:r>
           </w:p>
@@ -8217,7 +8256,6 @@
                 <w:sz w:val="22"/>
                 <w:szCs w:val="22"/>
               </w:rPr>
-              <w:lastRenderedPageBreak/>
               <w:t>Will informed consent be obtained from the research participants or their parents/ guardians? If not, please explain why not</w:t>
             </w:r>
           </w:p>
@@ -9591,7 +9629,6 @@
             <w:placeholder>
               <w:docPart w:val="8D753D590BA946AB9130960361AD5FD3"/>
             </w:placeholder>
-            <w:showingPlcHdr/>
           </w:sdtPr>
           <w:sdtContent>
             <w:tc>
@@ -9608,9 +9645,16 @@
                 </w:pPr>
                 <w:r>
                   <w:rPr>
-                    <w:rStyle w:val="PlaceholderText"/>
-                  </w:rPr>
-                  <w:t>Click or tap here to enter text.</w:t>
+                    <w:rFonts w:cstheme="minorHAnsi"/>
+                  </w:rPr>
+                  <w:t xml:space="preserve">To support valid informed consent, all participant-facing materials are written in plain English and presented before registration/consent. Participants are informed that the study materials are available in English only and that they should participate only if they are comfortable understanding them. </w:t>
+                </w:r>
+                <w:r>
+                  <w:rPr>
+                    <w:rFonts w:cstheme="minorHAnsi"/>
+                  </w:rPr>
+                  <w:lastRenderedPageBreak/>
+                  <w:t>Non-native English speakers are not excluded, but sufficient written English comprehension is required. Contact details for the researcher are provided for clarification before consent is given.</w:t>
                 </w:r>
               </w:p>
             </w:tc>
@@ -9953,7 +9997,13 @@
                   <w:rPr>
                     <w:rFonts w:cstheme="minorHAnsi"/>
                   </w:rPr>
-                  <w:t>Yes. Email addresses remain identifiable throughout active participation but are deleted within</w:t>
+                  <w:t>Yes. Email addresses remain identifiable during active participation for account authentication and, where applicable, reminder emails. They will be deleted automatically within moments if a participant withdraws before the dataset is anonymised. If the participant does not withdraw, they will be deleted 12 months after the participant started the study</w:t>
+                </w:r>
+                <w:r>
+                  <w:rPr>
+                    <w:rFonts w:cstheme="minorHAnsi"/>
+                  </w:rPr>
+                  <w:t>. Interview recordings are identifiable at capture; after transcription, recordings are deleted within 6 months and transcripts</w:t>
                 </w:r>
                 <w:r>
                   <w:rPr>
@@ -9965,26 +10015,7 @@
                   <w:rPr>
                     <w:rFonts w:cstheme="minorHAnsi"/>
                   </w:rPr>
-                  <w:t>12 months of participant withdrawal or study end. Interview recordings are identifiable at capture; after transcription, recordings are deleted within 6 months and transcripts</w:t>
-                </w:r>
-                <w:r>
-                  <w:rPr>
-                    <w:rFonts w:cstheme="minorHAnsi"/>
-                  </w:rPr>
-                  <w:t xml:space="preserve"> </w:t>
-                </w:r>
-                <w:r>
-                  <w:rPr>
-                    <w:rFonts w:cstheme="minorHAnsi"/>
-                  </w:rPr>
-                  <w:t xml:space="preserve">held in pseudonymised form. The </w:t>
-                </w:r>
-                <w:r>
-                  <w:rPr>
-                    <w:rFonts w:cstheme="minorHAnsi"/>
-                  </w:rPr>
-                  <w:lastRenderedPageBreak/>
-                  <w:t>pseudonymous research dataset will be fully anonymised before public release (approximately 12 months after each participant's final session).</w:t>
+                  <w:t>held in pseudonymised form. The pseudonymous research dataset will be fully anonymised before public release (approximately 12 months after each participant's final session).</w:t>
                 </w:r>
               </w:p>
             </w:tc>
@@ -10288,23 +10319,7 @@
                   <w:rPr>
                     <w:rFonts w:cstheme="minorHAnsi"/>
                   </w:rPr>
-                  <w:t xml:space="preserve">The pseudonymous research dataset (performance and survey data) will be retained for 10 years post-publication in line with RHUL data retention policy, stored on RHUL-managed </w:t>
-                </w:r>
-                <w:proofErr w:type="spellStart"/>
-                <w:proofErr w:type="gramStart"/>
-                <w:r>
-                  <w:rPr>
-                    <w:rFonts w:cstheme="minorHAnsi"/>
-                  </w:rPr>
-                  <w:t>infrastructure.A</w:t>
-                </w:r>
-                <w:proofErr w:type="spellEnd"/>
-                <w:proofErr w:type="gramEnd"/>
-                <w:r>
-                  <w:rPr>
-                    <w:rFonts w:cstheme="minorHAnsi"/>
-                  </w:rPr>
-                  <w:t xml:space="preserve"> fully anonymised version of the dataset will be released publicly via the Open Science</w:t>
+                  <w:t>The pseudonymous research dataset (performance and survey data) will be retained for 10 years post-publication in line with RHUL data retention policy, stored on RHUL-managed infrastructure.</w:t>
                 </w:r>
                 <w:r>
                   <w:rPr>
@@ -10316,7 +10331,7 @@
                   <w:rPr>
                     <w:rFonts w:cstheme="minorHAnsi"/>
                   </w:rPr>
-                  <w:t>Framework (OSF) after a 12-month embargo. Email addresses and all identifiable account data will</w:t>
+                  <w:t>A fully anonymised version of the dataset will be released publicly via the Open Science</w:t>
                 </w:r>
                 <w:r>
                   <w:rPr>
@@ -10328,7 +10343,26 @@
                   <w:rPr>
                     <w:rFonts w:cstheme="minorHAnsi"/>
                   </w:rPr>
-                  <w:t>be deleted within 12 months of participant withdrawal or study end. Interview recordings will</w:t>
+                  <w:t xml:space="preserve">Framework (OSF) after a 12-month embargo. </w:t>
+                </w:r>
+                <w:r>
+                  <w:rPr>
+                    <w:rFonts w:cstheme="minorHAnsi"/>
+                  </w:rPr>
+                  <w:t xml:space="preserve">Email addresses and all identifiable account data will be deleted automatically within moments if a participant withdraws before the dataset is </w:t>
+                </w:r>
+                <w:r>
+                  <w:rPr>
+                    <w:rFonts w:cstheme="minorHAnsi"/>
+                  </w:rPr>
+                  <w:lastRenderedPageBreak/>
+                  <w:t>anonymised. If the participant does not withdraw, these data will be deleted 12 months after the participant started the study</w:t>
+                </w:r>
+                <w:r>
+                  <w:rPr>
+                    <w:rFonts w:cstheme="minorHAnsi"/>
+                  </w:rPr>
+                  <w:t>. Interview recordings will</w:t>
                 </w:r>
                 <w:r>
                   <w:rPr>
@@ -10408,6 +10442,7 @@
                 <w:sz w:val="22"/>
                 <w:szCs w:val="22"/>
               </w:rPr>
+              <w:lastRenderedPageBreak/>
               <w:t>Who will access data?</w:t>
             </w:r>
           </w:p>
@@ -10717,6 +10752,55 @@
               </w:rPr>
               <w:id w:val="-1271695429"/>
               <w14:checkbox>
+                <w14:checked w14:val="1"/>
+                <w14:checkedState w14:val="2612" w14:font="MS Gothic"/>
+                <w14:uncheckedState w14:val="2610" w14:font="MS Gothic"/>
+              </w14:checkbox>
+            </w:sdtPr>
+            <w:sdtContent>
+              <w:p>
+                <w:pPr>
+                  <w:spacing w:line="254" w:lineRule="auto"/>
+                  <w:rPr>
+                    <w:rFonts w:cstheme="minorHAnsi"/>
+                  </w:rPr>
+                </w:pPr>
+                <w:r>
+                  <w:rPr>
+                    <w:rFonts w:ascii="MS Gothic" w:eastAsia="MS Gothic" w:hAnsi="MS Gothic" w:cs="Segoe UI Symbol" w:hint="eastAsia"/>
+                  </w:rPr>
+                  <w:t>☒</w:t>
+                </w:r>
+              </w:p>
+            </w:sdtContent>
+          </w:sdt>
+        </w:tc>
+        <w:tc>
+          <w:tcPr>
+            <w:tcW w:w="725" w:type="dxa"/>
+          </w:tcPr>
+          <w:p>
+            <w:pPr>
+              <w:spacing w:line="254" w:lineRule="auto"/>
+              <w:jc w:val="center"/>
+              <w:rPr>
+                <w:rFonts w:cstheme="minorHAnsi"/>
+              </w:rPr>
+            </w:pPr>
+            <w:r>
+              <w:rPr>
+                <w:rFonts w:cstheme="minorHAnsi"/>
+              </w:rPr>
+              <w:t>No</w:t>
+            </w:r>
+          </w:p>
+          <w:sdt>
+            <w:sdtPr>
+              <w:rPr>
+                <w:rFonts w:cstheme="minorHAnsi"/>
+              </w:rPr>
+              <w:id w:val="398333358"/>
+              <w14:checkbox>
                 <w14:checked w14:val="0"/>
                 <w14:checkedState w14:val="2612" w14:font="MS Gothic"/>
                 <w14:uncheckedState w14:val="2610" w14:font="MS Gothic"/>
@@ -10726,65 +10810,16 @@
               <w:p>
                 <w:pPr>
                   <w:spacing w:line="254" w:lineRule="auto"/>
+                  <w:jc w:val="center"/>
                   <w:rPr>
                     <w:rFonts w:cstheme="minorHAnsi"/>
                   </w:rPr>
                 </w:pPr>
                 <w:r>
                   <w:rPr>
-                    <w:rFonts w:ascii="MS Gothic" w:eastAsia="MS Gothic" w:hAnsi="MS Gothic" w:cs="Segoe UI Symbol"/>
+                    <w:rFonts w:ascii="MS Gothic" w:eastAsia="MS Gothic" w:hAnsi="MS Gothic" w:cstheme="minorHAnsi" w:hint="eastAsia"/>
                   </w:rPr>
                   <w:t>☐</w:t>
-                </w:r>
-              </w:p>
-            </w:sdtContent>
-          </w:sdt>
-        </w:tc>
-        <w:tc>
-          <w:tcPr>
-            <w:tcW w:w="725" w:type="dxa"/>
-          </w:tcPr>
-          <w:p>
-            <w:pPr>
-              <w:spacing w:line="254" w:lineRule="auto"/>
-              <w:jc w:val="center"/>
-              <w:rPr>
-                <w:rFonts w:cstheme="minorHAnsi"/>
-              </w:rPr>
-            </w:pPr>
-            <w:r>
-              <w:rPr>
-                <w:rFonts w:cstheme="minorHAnsi"/>
-              </w:rPr>
-              <w:t>No</w:t>
-            </w:r>
-          </w:p>
-          <w:sdt>
-            <w:sdtPr>
-              <w:rPr>
-                <w:rFonts w:cstheme="minorHAnsi"/>
-              </w:rPr>
-              <w:id w:val="398333358"/>
-              <w14:checkbox>
-                <w14:checked w14:val="1"/>
-                <w14:checkedState w14:val="2612" w14:font="MS Gothic"/>
-                <w14:uncheckedState w14:val="2610" w14:font="MS Gothic"/>
-              </w14:checkbox>
-            </w:sdtPr>
-            <w:sdtContent>
-              <w:p>
-                <w:pPr>
-                  <w:spacing w:line="254" w:lineRule="auto"/>
-                  <w:jc w:val="center"/>
-                  <w:rPr>
-                    <w:rFonts w:cstheme="minorHAnsi"/>
-                  </w:rPr>
-                </w:pPr>
-                <w:r>
-                  <w:rPr>
-                    <w:rFonts w:ascii="MS Gothic" w:eastAsia="MS Gothic" w:hAnsi="MS Gothic" w:cstheme="minorHAnsi" w:hint="eastAsia"/>
-                  </w:rPr>
-                  <w:t>☒</w:t>
                 </w:r>
               </w:p>
             </w:sdtContent>
@@ -11409,7 +11444,6 @@
               <w:rPr>
                 <w:rFonts w:cstheme="minorHAnsi"/>
               </w:rPr>
-              <w:lastRenderedPageBreak/>
               <w:t>No</w:t>
             </w:r>
           </w:p>
@@ -11461,7 +11495,6 @@
               <w:rPr>
                 <w:rFonts w:cstheme="minorHAnsi"/>
               </w:rPr>
-              <w:lastRenderedPageBreak/>
               <w:t>Please provide details of mitigations you have in place to address risks identified in this section E</w:t>
             </w:r>
           </w:p>
@@ -11505,37 +11538,26 @@
                   <w:rPr>
                     <w:rFonts w:cstheme="minorHAnsi"/>
                   </w:rPr>
-                  <w:t xml:space="preserve">Participants' email addresses are collected at registration for account authentication and, where participants opt in, for session reminder emails. Email addresses are not used as a research variable and are stored separately from performance data. </w:t>
-                </w:r>
-                <w:r>
-                  <w:rPr>
-                    <w:rFonts w:cstheme="minorHAnsi"/>
-                  </w:rPr>
-                  <w:t>They are deleted within 12 months of withdrawal or study</w:t>
-                </w:r>
-                <w:r>
-                  <w:rPr>
-                    <w:rFonts w:cstheme="minorHAnsi"/>
-                  </w:rPr>
-                  <w:t xml:space="preserve"> </w:t>
-                </w:r>
-                <w:r>
-                  <w:rPr>
-                    <w:rFonts w:cstheme="minorHAnsi"/>
-                  </w:rPr>
-                  <w:t>end.</w:t>
-                </w:r>
-                <w:r>
-                  <w:rPr>
-                    <w:rFonts w:cstheme="minorHAnsi"/>
-                  </w:rPr>
-                  <w:t xml:space="preserve"> </w:t>
-                </w:r>
-                <w:r>
-                  <w:rPr>
-                    <w:rFonts w:cstheme="minorHAnsi"/>
-                  </w:rPr>
-                  <w:t>Research data is stored pseudonymously, linked to an internal participant ID only. Prior to any public data release, all potentially identifiable fields (including free-text exit survey responses) are reviewed and removed or redacted. Data is stored on EU-based servers (Hetzner VPS, Germany) in compliance with GDPR. Data retention: email addresses and identifiable account data are held for the duration of the participant's active involvement plus 12 months, then deleted. Pseudonymous research data is retained for 10 years after publication in line with RHUL data retention policy. Participants who opt in to follow-up interview contact provide their email address for that purpose only; this is handled via a separate optional consent mechanism and deleted after the interview programme concludes.</w:t>
+                  <w:t xml:space="preserve">Participants' email addresses are collected at registration for account authentication and, where participants opt in, for session reminder emails. Email addresses are not used as a research variable and are stored separately from performance data. Research data is stored pseudonymously, linked to an internal participant ID only. Prior to any public data release, all potentially identifiable fields (including free-text exit survey responses) are reviewed and removed or redacted. Data is stored on EU-based servers (Hetzner VPS, Germany) in compliance with GDPR. </w:t>
+                </w:r>
+                <w:r>
+                  <w:rPr>
+                    <w:rFonts w:cstheme="minorHAnsi"/>
+                  </w:rPr>
+                  <w:t xml:space="preserve">Email addresses and identifiable account data are stored separately from research data and are deleted automatically within moments if a participant withdraws before the dataset is anonymised. If the participant does not withdraw, these data are deleted 12 months after the participant started the study. </w:t>
+                </w:r>
+                <w:r>
+                  <w:rPr>
+                    <w:rFonts w:cstheme="minorHAnsi"/>
+                  </w:rPr>
+                  <w:t xml:space="preserve">Pseudonymous research data is retained for 10 years after publication in line with RHUL data retention policy. Participants who opt in to follow-up interview contact provide their email address for that purpose only; this is handled via a </w:t>
+                </w:r>
+                <w:r>
+                  <w:rPr>
+                    <w:rFonts w:cstheme="minorHAnsi"/>
+                  </w:rPr>
+                  <w:lastRenderedPageBreak/>
+                  <w:t>separate optional consent mechanism and deleted after the interview programme concludes.</w:t>
                 </w:r>
               </w:p>
             </w:tc>
@@ -12443,7 +12465,6 @@
               <w:rPr>
                 <w:rFonts w:cstheme="minorHAnsi"/>
               </w:rPr>
-              <w:lastRenderedPageBreak/>
               <w:t>Yes</w:t>
             </w:r>
           </w:p>
@@ -12494,7 +12515,6 @@
               <w:rPr>
                 <w:rFonts w:cstheme="minorHAnsi"/>
               </w:rPr>
-              <w:lastRenderedPageBreak/>
               <w:t>No</w:t>
             </w:r>
           </w:p>
@@ -12559,7 +12579,6 @@
                 <w:sz w:val="22"/>
                 <w:szCs w:val="22"/>
               </w:rPr>
-              <w:lastRenderedPageBreak/>
               <w:t>Will participants be required to take drugs or be part of a drug trial?</w:t>
             </w:r>
           </w:p>
@@ -13676,6 +13695,7 @@
                 <w:sz w:val="22"/>
                 <w:szCs w:val="22"/>
               </w:rPr>
+              <w:lastRenderedPageBreak/>
               <w:t>Secondary Data:</w:t>
             </w:r>
             <w:r>
@@ -14565,7 +14585,6 @@
               <w:rPr>
                 <w:rFonts w:cstheme="minorHAnsi"/>
               </w:rPr>
-              <w:lastRenderedPageBreak/>
               <w:t>4. Store data outside of the UK</w:t>
             </w:r>
           </w:p>
@@ -15517,6 +15536,7 @@
               <w:rPr>
                 <w:rFonts w:cstheme="minorHAnsi"/>
               </w:rPr>
+              <w:lastRenderedPageBreak/>
               <w:t>AMP0</w:t>
             </w:r>
             <w:r>
@@ -19788,7 +19808,6 @@
   <w:style w:type="character" w:default="1" w:styleId="DefaultParagraphFont">
     <w:name w:val="Default Paragraph Font"/>
     <w:uiPriority w:val="1"/>
-    <w:semiHidden/>
     <w:unhideWhenUsed/>
   </w:style>
   <w:style w:type="table" w:default="1" w:styleId="TableNormal">
@@ -21299,6 +21318,7 @@
     <w:rsidRoot w:val="003B60BD"/>
     <w:rsid w:val="00053DDC"/>
     <w:rsid w:val="000A13A2"/>
+    <w:rsid w:val="000A13B6"/>
     <w:rsid w:val="000C34D9"/>
     <w:rsid w:val="001754FA"/>
     <w:rsid w:val="001F4D00"/>
@@ -21318,6 +21338,7 @@
     <w:rsid w:val="005D6BC2"/>
     <w:rsid w:val="006B4668"/>
     <w:rsid w:val="00711741"/>
+    <w:rsid w:val="00743194"/>
     <w:rsid w:val="007614F4"/>
     <w:rsid w:val="00786DF4"/>
     <w:rsid w:val="00793385"/>
@@ -21337,9 +21358,11 @@
     <w:rsid w:val="00C03994"/>
     <w:rsid w:val="00C25F6C"/>
     <w:rsid w:val="00C7765B"/>
+    <w:rsid w:val="00CA3E7F"/>
     <w:rsid w:val="00CC19E8"/>
     <w:rsid w:val="00CD1A44"/>
     <w:rsid w:val="00D2341C"/>
+    <w:rsid w:val="00DC4C6D"/>
     <w:rsid w:val="00DF7793"/>
     <w:rsid w:val="00E14595"/>
     <w:rsid w:val="00E3117D"/>

--- a/ethics/research-ethics-full-form 26-3-26.docx
+++ b/ethics/research-ethics-full-form 26-3-26.docx
@@ -7148,7 +7148,19 @@
                   <w:rPr>
                     <w:rFonts w:cstheme="minorHAnsi"/>
                   </w:rPr>
-                  <w:t>Participants can contact the researcher directly by email (andy.woods@rhul.ac.uk) at any time. A self-service withdrawal function is available within the participant's account settings, allowing them to withdraw from the study and request data deletion at any point before the dataset is anonymised. Contact details for the researcher and for the RHUL ethics committee (ethics@rhul.ac.uk) are provided in the participant information sheet and on the platform.</w:t>
+                  <w:t xml:space="preserve">Participants can contact the researcher directly by email (andy.woods@rhul.ac.uk) at any time. </w:t>
+                </w:r>
+                <w:r>
+                  <w:rPr>
+                    <w:rFonts w:cstheme="minorHAnsi"/>
+                  </w:rPr>
+                  <w:t>A self-service withdrawal function is available within the participant's account settings, allowing them to withdraw from the study and request deletion of their data at any point before the dataset is anonymised; such deletion will occur automatically within moments</w:t>
+                </w:r>
+                <w:r>
+                  <w:rPr>
+                    <w:rFonts w:cstheme="minorHAnsi"/>
+                  </w:rPr>
+                  <w:t>. Contact details for the researcher and for the RHUL ethics committee (ethics@rhul.ac.uk) are provided in the participant information sheet and on the platform.</w:t>
                 </w:r>
               </w:p>
               <w:p>
@@ -7167,6 +7179,9 @@
                   </w:rPr>
                 </w:pPr>
                 <w:r>
+                  <w:rPr>
+                    <w:rFonts w:cstheme="minorHAnsi"/>
+                  </w:rPr>
                   <w:t>Because the study is conducted online and open internationally, special attention has been given to informed consent. Study materials are written in plain English and participants are told that they should only take part if they are comfortable reading English well enough to understand the information sheet, consent materials, task instructions, and their rights. Participants are also invited to contact the researcher with any questions before consenting.</w:t>
                 </w:r>
               </w:p>
@@ -7402,25 +7417,7 @@
                   <w:rPr>
                     <w:rFonts w:cstheme="minorHAnsi"/>
                   </w:rPr>
-                  <w:t>Inclusion: Adults aged 18 or over; existing Python coding experience (any level, from beginner to expert); access to a desktop or laptop computer with a modern web browser</w:t>
-                </w:r>
-                <w:r>
-                  <w:rPr>
-                    <w:rFonts w:cstheme="minorHAnsi"/>
-                  </w:rPr>
-                  <w:t xml:space="preserve">; </w:t>
-                </w:r>
-                <w:r>
-                  <w:rPr>
-                    <w:rFonts w:cstheme="minorHAnsi"/>
-                  </w:rPr>
-                  <w:t>sufficient written English to understand the participant information sheet, consent materials, survey items, and task instructions</w:t>
-                </w:r>
-                <w:r>
-                  <w:rPr>
-                    <w:rFonts w:cstheme="minorHAnsi"/>
-                  </w:rPr>
-                  <w:t>.</w:t>
+                  <w:t>Inclusion: Adults aged 18 or over; existing Python coding experience (any level, from beginner to expert); access to a desktop or laptop computer with a modern web browser; sufficient written English to understand the participant information sheet, consent materials, survey items, and task instructions.</w:t>
                 </w:r>
               </w:p>
               <w:p>
@@ -9997,13 +9994,13 @@
                   <w:rPr>
                     <w:rFonts w:cstheme="minorHAnsi"/>
                   </w:rPr>
-                  <w:t>Yes. Email addresses remain identifiable during active participation for account authentication and, where applicable, reminder emails. They will be deleted automatically within moments if a participant withdraws before the dataset is anonymised. If the participant does not withdraw, they will be deleted 12 months after the participant started the study</w:t>
-                </w:r>
-                <w:r>
-                  <w:rPr>
-                    <w:rFonts w:cstheme="minorHAnsi"/>
-                  </w:rPr>
-                  <w:t>. Interview recordings are identifiable at capture; after transcription, recordings are deleted within 6 months and transcripts</w:t>
+                  <w:t>Yes. Email addresses remain identifiable during active participation for account authentication and, where applicable, reminder emails. They will be deleted automatically within moments if a participant withdraws before the dataset is anonymised. If the participant does not withdraw, they will be deleted 12 months after the participant started the study.</w:t>
+                </w:r>
+                <w:r>
+                  <w:rPr>
+                    <w:rFonts w:cstheme="minorHAnsi"/>
+                  </w:rPr>
+                  <w:t xml:space="preserve"> Interview recordings are identifiable at capture; after transcription, recordings are deleted within 6 months and transcripts</w:t>
                 </w:r>
                 <w:r>
                   <w:rPr>
@@ -10327,11 +10324,19 @@
                   </w:rPr>
                   <w:t xml:space="preserve"> </w:t>
                 </w:r>
-                <w:r>
-                  <w:rPr>
-                    <w:rFonts w:cstheme="minorHAnsi"/>
-                  </w:rPr>
-                  <w:t>A fully anonymised version of the dataset will be released publicly via the Open Science</w:t>
+                <w:proofErr w:type="gramStart"/>
+                <w:r>
+                  <w:rPr>
+                    <w:rFonts w:cstheme="minorHAnsi"/>
+                  </w:rPr>
+                  <w:t>A</w:t>
+                </w:r>
+                <w:proofErr w:type="gramEnd"/>
+                <w:r>
+                  <w:rPr>
+                    <w:rFonts w:cstheme="minorHAnsi"/>
+                  </w:rPr>
+                  <w:t xml:space="preserve"> fully anonymised version of the dataset will be released publicly via the Open Science</w:t>
                 </w:r>
                 <w:r>
                   <w:rPr>
@@ -10346,15 +10351,9 @@
                   <w:t xml:space="preserve">Framework (OSF) after a 12-month embargo. </w:t>
                 </w:r>
                 <w:r>
-                  <w:rPr>
-                    <w:rFonts w:cstheme="minorHAnsi"/>
-                  </w:rPr>
                   <w:t xml:space="preserve">Email addresses and all identifiable account data will be deleted automatically within moments if a participant withdraws before the dataset is </w:t>
                 </w:r>
                 <w:r>
-                  <w:rPr>
-                    <w:rFonts w:cstheme="minorHAnsi"/>
-                  </w:rPr>
                   <w:lastRenderedPageBreak/>
                   <w:t>anonymised. If the participant does not withdraw, these data will be deleted 12 months after the participant started the study</w:t>
                 </w:r>
@@ -11538,26 +11537,50 @@
                   <w:rPr>
                     <w:rFonts w:cstheme="minorHAnsi"/>
                   </w:rPr>
-                  <w:t xml:space="preserve">Participants' email addresses are collected at registration for account authentication and, where participants opt in, for session reminder emails. Email addresses are not used as a research variable and are stored separately from performance data. Research data is stored pseudonymously, linked to an internal participant ID only. Prior to any public data release, all potentially identifiable fields (including free-text exit survey responses) are reviewed and removed or redacted. Data is stored on EU-based servers (Hetzner VPS, Germany) in compliance with GDPR. </w:t>
-                </w:r>
-                <w:r>
-                  <w:rPr>
-                    <w:rFonts w:cstheme="minorHAnsi"/>
-                  </w:rPr>
-                  <w:t xml:space="preserve">Email addresses and identifiable account data are stored separately from research data and are deleted automatically within moments if a participant withdraws before the dataset is anonymised. If the participant does not withdraw, these data are deleted 12 months after the participant started the study. </w:t>
-                </w:r>
-                <w:r>
-                  <w:rPr>
-                    <w:rFonts w:cstheme="minorHAnsi"/>
-                  </w:rPr>
-                  <w:t xml:space="preserve">Pseudonymous research data is retained for 10 years after publication in line with RHUL data retention policy. Participants who opt in to follow-up interview contact provide their email address for that purpose only; this is handled via a </w:t>
+                  <w:t xml:space="preserve">Participants' email addresses are collected at registration for account authentication and, where participants opt in, for session reminder emails. Email addresses are not used as a research variable and are stored separately from performance data. </w:t>
+                </w:r>
+                <w:r>
+                  <w:rPr>
+                    <w:rFonts w:cstheme="minorHAnsi"/>
+                  </w:rPr>
+                  <w:t>T</w:t>
+                </w:r>
+                <w:r>
+                  <w:t>hey are deleted automatically within moments if a participant withdraws before the dataset is anonymised. If the participant does not withdraw, these data are deleted 12 months after the participant started the study.</w:t>
+                </w:r>
+                <w:r>
+                  <w:rPr>
+                    <w:rFonts w:cstheme="minorHAnsi"/>
+                  </w:rPr>
+                  <w:t xml:space="preserve"> </w:t>
+                </w:r>
+                <w:r>
+                  <w:rPr>
+                    <w:rFonts w:cstheme="minorHAnsi"/>
+                  </w:rPr>
+                  <w:t xml:space="preserve">Research data is stored pseudonymously, linked to an internal participant ID only. Prior to any public data release, all potentially identifiable fields (including free-text exit survey responses) are reviewed and removed or redacted. Data is stored on EU-based servers (Hetzner VPS, Germany) in compliance with GDPR. Data retention: </w:t>
+                </w:r>
+                <w:r>
+                  <w:rPr>
+                    <w:rFonts w:cstheme="minorHAnsi"/>
+                  </w:rPr>
+                  <w:t>e</w:t>
+                </w:r>
+                <w:r>
+                  <w:t>mail addresses and all identifiable account data will be deleted automatically within moments if a participant withdraws before the dataset is anonymised. If the participant does not withdraw, these data will be deleted 12 months after the participant started the study</w:t>
+                </w:r>
+                <w:r>
+                  <w:rPr>
+                    <w:rFonts w:cstheme="minorHAnsi"/>
+                  </w:rPr>
+                  <w:t xml:space="preserve">. Pseudonymous research </w:t>
                 </w:r>
                 <w:r>
                   <w:rPr>
                     <w:rFonts w:cstheme="minorHAnsi"/>
                   </w:rPr>
                   <w:lastRenderedPageBreak/>
-                  <w:t>separate optional consent mechanism and deleted after the interview programme concludes.</w:t>
+                  <w:t>data is retained for 10 years after publication in line with RHUL data retention policy. Participants who opt in to follow-up interview contact provide their email address for that purpose only; this is handled via a separate optional consent mechanism and deleted after the interview programme concludes.</w:t>
                 </w:r>
               </w:p>
             </w:tc>
@@ -13402,6 +13425,7 @@
                 <w:sz w:val="22"/>
                 <w:szCs w:val="22"/>
               </w:rPr>
+              <w:lastRenderedPageBreak/>
               <w:t>Social Media</w:t>
             </w:r>
             <w:proofErr w:type="gramEnd"/>
@@ -13695,7 +13719,6 @@
                 <w:sz w:val="22"/>
                 <w:szCs w:val="22"/>
               </w:rPr>
-              <w:lastRenderedPageBreak/>
               <w:t>Secondary Data:</w:t>
             </w:r>
             <w:r>
@@ -15313,6 +15336,7 @@
               <w:rPr>
                 <w:rFonts w:cstheme="minorHAnsi"/>
               </w:rPr>
+              <w:lastRenderedPageBreak/>
               <w:t>17. Retain visual recordings beyond transcription</w:t>
             </w:r>
           </w:p>
@@ -15536,7 +15560,6 @@
               <w:rPr>
                 <w:rFonts w:cstheme="minorHAnsi"/>
               </w:rPr>
-              <w:lastRenderedPageBreak/>
               <w:t>AMP0</w:t>
             </w:r>
             <w:r>
@@ -19808,6 +19831,7 @@
   <w:style w:type="character" w:default="1" w:styleId="DefaultParagraphFont">
     <w:name w:val="Default Paragraph Font"/>
     <w:uiPriority w:val="1"/>
+    <w:semiHidden/>
     <w:unhideWhenUsed/>
   </w:style>
   <w:style w:type="table" w:default="1" w:styleId="TableNormal">
@@ -21318,7 +21342,6 @@
     <w:rsidRoot w:val="003B60BD"/>
     <w:rsid w:val="00053DDC"/>
     <w:rsid w:val="000A13A2"/>
-    <w:rsid w:val="000A13B6"/>
     <w:rsid w:val="000C34D9"/>
     <w:rsid w:val="001754FA"/>
     <w:rsid w:val="001F4D00"/>
@@ -21330,6 +21353,7 @@
     <w:rsid w:val="002D064F"/>
     <w:rsid w:val="003B60BD"/>
     <w:rsid w:val="003D35F0"/>
+    <w:rsid w:val="00432336"/>
     <w:rsid w:val="004344DD"/>
     <w:rsid w:val="0049012C"/>
     <w:rsid w:val="004C1415"/>
@@ -21338,7 +21362,6 @@
     <w:rsid w:val="005D6BC2"/>
     <w:rsid w:val="006B4668"/>
     <w:rsid w:val="00711741"/>
-    <w:rsid w:val="00743194"/>
     <w:rsid w:val="007614F4"/>
     <w:rsid w:val="00786DF4"/>
     <w:rsid w:val="00793385"/>
@@ -21358,11 +21381,9 @@
     <w:rsid w:val="00C03994"/>
     <w:rsid w:val="00C25F6C"/>
     <w:rsid w:val="00C7765B"/>
-    <w:rsid w:val="00CA3E7F"/>
     <w:rsid w:val="00CC19E8"/>
     <w:rsid w:val="00CD1A44"/>
     <w:rsid w:val="00D2341C"/>
-    <w:rsid w:val="00DC4C6D"/>
     <w:rsid w:val="00DF7793"/>
     <w:rsid w:val="00E14595"/>
     <w:rsid w:val="00E3117D"/>
@@ -21370,6 +21391,7 @@
     <w:rsid w:val="00F10FEC"/>
     <w:rsid w:val="00F16557"/>
     <w:rsid w:val="00F32FB2"/>
+    <w:rsid w:val="00F767FF"/>
     <w:rsid w:val="00F776F5"/>
     <w:rsid w:val="00F77A52"/>
     <w:rsid w:val="00FA3AD7"/>
